--- a/srs.docx
+++ b/srs.docx
@@ -173,7 +173,7 @@
               <w:pStyle w:val="Compact"/>
             </w:pPr>
             <w:r>
-              <w:t>1.1 (Cập nhật chi tiết)</w:t>
+              <w:t>1.1</w:t>
             </w:r>
           </w:p>
         </w:tc>
@@ -276,243 +276,7 @@
       </w:tr>
     </w:tbl>
     <w:p>
-      <w:pPr>
-        <w:pStyle w:val="Heading4"/>
-      </w:pPr>
       <w:bookmarkStart w:id="3" w:name="lịch-sử-thay-đổi-revision-history"/>
-      <w:r>
-        <w:t>Lịch sử thay đổi (Revision History)</w:t>
-      </w:r>
-    </w:p>
-    <w:tbl>
-      <w:tblPr>
-        <w:tblStyle w:val="Table"/>
-        <w:tblW w:w="5000" w:type="pct"/>
-        <w:tblLayout w:type="fixed"/>
-        <w:tblLook w:val="0020" w:firstRow="1" w:lastRow="0" w:firstColumn="0" w:lastColumn="0" w:noHBand="0" w:noVBand="0"/>
-      </w:tblPr>
-      <w:tblGrid>
-        <w:gridCol w:w="1916"/>
-        <w:gridCol w:w="1915"/>
-        <w:gridCol w:w="1915"/>
-        <w:gridCol w:w="1915"/>
-        <w:gridCol w:w="1915"/>
-      </w:tblGrid>
-      <w:tr>
-        <w:trPr>
-          <w:cnfStyle w:val="100000000000" w:firstRow="1" w:lastRow="0" w:firstColumn="0" w:lastColumn="0" w:oddVBand="0" w:evenVBand="0" w:oddHBand="0" w:evenHBand="0" w:firstRowFirstColumn="0" w:firstRowLastColumn="0" w:lastRowFirstColumn="0" w:lastRowLastColumn="0"/>
-          <w:tblHeader/>
-        </w:trPr>
-        <w:tc>
-          <w:tcPr>
-            <w:tcW w:w="1584" w:type="dxa"/>
-          </w:tcPr>
-          <w:p>
-            <w:pPr>
-              <w:pStyle w:val="Compact"/>
-            </w:pPr>
-            <w:r>
-              <w:t>Phiên bản</w:t>
-            </w:r>
-          </w:p>
-        </w:tc>
-        <w:tc>
-          <w:tcPr>
-            <w:tcW w:w="1584" w:type="dxa"/>
-          </w:tcPr>
-          <w:p>
-            <w:pPr>
-              <w:pStyle w:val="Compact"/>
-            </w:pPr>
-            <w:r>
-              <w:t>Ngày</w:t>
-            </w:r>
-          </w:p>
-        </w:tc>
-        <w:tc>
-          <w:tcPr>
-            <w:tcW w:w="1584" w:type="dxa"/>
-          </w:tcPr>
-          <w:p>
-            <w:pPr>
-              <w:pStyle w:val="Compact"/>
-            </w:pPr>
-            <w:r>
-              <w:t>Người thực hiện</w:t>
-            </w:r>
-          </w:p>
-        </w:tc>
-        <w:tc>
-          <w:tcPr>
-            <w:tcW w:w="1584" w:type="dxa"/>
-          </w:tcPr>
-          <w:p>
-            <w:pPr>
-              <w:pStyle w:val="Compact"/>
-            </w:pPr>
-            <w:r>
-              <w:t>Mô tả thay đổi</w:t>
-            </w:r>
-          </w:p>
-        </w:tc>
-        <w:tc>
-          <w:tcPr>
-            <w:tcW w:w="1584" w:type="dxa"/>
-          </w:tcPr>
-          <w:p>
-            <w:pPr>
-              <w:pStyle w:val="Compact"/>
-            </w:pPr>
-            <w:r>
-              <w:t>Trạng thái</w:t>
-            </w:r>
-          </w:p>
-        </w:tc>
-      </w:tr>
-      <w:tr>
-        <w:tc>
-          <w:tcPr>
-            <w:tcW w:w="1584" w:type="dxa"/>
-          </w:tcPr>
-          <w:p>
-            <w:pPr>
-              <w:pStyle w:val="Compact"/>
-            </w:pPr>
-            <w:r>
-              <w:rPr>
-                <w:b/>
-                <w:bCs/>
-              </w:rPr>
-              <w:t>1.0</w:t>
-            </w:r>
-          </w:p>
-        </w:tc>
-        <w:tc>
-          <w:tcPr>
-            <w:tcW w:w="1584" w:type="dxa"/>
-          </w:tcPr>
-          <w:p>
-            <w:pPr>
-              <w:pStyle w:val="Compact"/>
-            </w:pPr>
-            <w:r>
-              <w:t>08/07/2026</w:t>
-            </w:r>
-          </w:p>
-        </w:tc>
-        <w:tc>
-          <w:tcPr>
-            <w:tcW w:w="1584" w:type="dxa"/>
-          </w:tcPr>
-          <w:p>
-            <w:pPr>
-              <w:pStyle w:val="Compact"/>
-            </w:pPr>
-            <w:r>
-              <w:t>BA Team</w:t>
-            </w:r>
-          </w:p>
-        </w:tc>
-        <w:tc>
-          <w:tcPr>
-            <w:tcW w:w="1584" w:type="dxa"/>
-          </w:tcPr>
-          <w:p>
-            <w:pPr>
-              <w:pStyle w:val="Compact"/>
-            </w:pPr>
-            <w:r>
-              <w:t>Khởi tạo tài liệu đặc tả sơ bộ.</w:t>
-            </w:r>
-          </w:p>
-        </w:tc>
-        <w:tc>
-          <w:tcPr>
-            <w:tcW w:w="1584" w:type="dxa"/>
-          </w:tcPr>
-          <w:p>
-            <w:pPr>
-              <w:pStyle w:val="Compact"/>
-            </w:pPr>
-            <w:r>
-              <w:t>Đã duyệt</w:t>
-            </w:r>
-          </w:p>
-        </w:tc>
-      </w:tr>
-      <w:tr>
-        <w:tc>
-          <w:tcPr>
-            <w:tcW w:w="1584" w:type="dxa"/>
-          </w:tcPr>
-          <w:p>
-            <w:pPr>
-              <w:pStyle w:val="Compact"/>
-            </w:pPr>
-            <w:r>
-              <w:rPr>
-                <w:b/>
-                <w:bCs/>
-              </w:rPr>
-              <w:t>1.1</w:t>
-            </w:r>
-          </w:p>
-        </w:tc>
-        <w:tc>
-          <w:tcPr>
-            <w:tcW w:w="1584" w:type="dxa"/>
-          </w:tcPr>
-          <w:p>
-            <w:pPr>
-              <w:pStyle w:val="Compact"/>
-            </w:pPr>
-            <w:r>
-              <w:t>09/07/2026</w:t>
-            </w:r>
-          </w:p>
-        </w:tc>
-        <w:tc>
-          <w:tcPr>
-            <w:tcW w:w="1584" w:type="dxa"/>
-          </w:tcPr>
-          <w:p>
-            <w:pPr>
-              <w:pStyle w:val="Compact"/>
-            </w:pPr>
-            <w:r>
-              <w:t>Antigravity AI</w:t>
-            </w:r>
-          </w:p>
-        </w:tc>
-        <w:tc>
-          <w:tcPr>
-            <w:tcW w:w="1584" w:type="dxa"/>
-          </w:tcPr>
-          <w:p>
-            <w:pPr>
-              <w:pStyle w:val="Compact"/>
-            </w:pPr>
-            <w:r>
-              <w:t>Tái cấu trúc tài liệu: Bổ sung chi tiết các Use Case, Quy tắc nghiệp vụ chấm công/lương chi tiết, Từ điển dữ liệu đầy đủ và Yêu cầu phi chức năng cụ thể.</w:t>
-            </w:r>
-          </w:p>
-        </w:tc>
-        <w:tc>
-          <w:tcPr>
-            <w:tcW w:w="1584" w:type="dxa"/>
-          </w:tcPr>
-          <w:p>
-            <w:pPr>
-              <w:pStyle w:val="Compact"/>
-            </w:pPr>
-            <w:r>
-              <w:t>Chờ duyệt</w:t>
-            </w:r>
-          </w:p>
-        </w:tc>
-      </w:tr>
-    </w:tbl>
-    <w:p>
       <w:r>
         <w:rPr>
           <w:noProof/>
@@ -566,7 +330,6 @@
         <w:pStyle w:val="BodyText"/>
       </w:pPr>
       <w:r>
-        <w:lastRenderedPageBreak/>
         <w:t xml:space="preserve">Tài liệu này đóng vai trò là: * </w:t>
       </w:r>
       <w:r>
@@ -689,6 +452,7 @@
         </w:numPr>
       </w:pPr>
       <w:r>
+        <w:lastRenderedPageBreak/>
         <w:t>Quản lý đơn từ &amp; nghỉ phép (Quy trình xin phép và duyệt nghỉ phép trực tuyến).</w:t>
       </w:r>
     </w:p>
@@ -1026,11 +790,7 @@
               <w:pStyle w:val="Compact"/>
             </w:pPr>
             <w:r>
-              <w:t xml:space="preserve">Bảo hiểm xã hội / Bảo hiểm y tế / Bảo hiểm </w:t>
-            </w:r>
-            <w:r>
-              <w:lastRenderedPageBreak/>
-              <w:t>thất nghiệp (Bắt buộc theo Luật lao động Việt Nam).</w:t>
+              <w:t>Bảo hiểm xã hội / Bảo hiểm y tế / Bảo hiểm thất nghiệp (Bắt buộc theo Luật lao động Việt Nam).</w:t>
             </w:r>
           </w:p>
         </w:tc>
@@ -1049,7 +809,6 @@
                 <w:b/>
                 <w:bCs/>
               </w:rPr>
-              <w:lastRenderedPageBreak/>
               <w:t>PIT / Thuế TNCN</w:t>
             </w:r>
           </w:p>
@@ -1243,6 +1002,7 @@
       <w:bookmarkEnd w:id="4"/>
       <w:bookmarkEnd w:id="7"/>
       <w:r>
+        <w:lastRenderedPageBreak/>
         <w:t>II. MÔ TẢ TỔNG QUAN (SYSTEM OVERVIEW)</w:t>
       </w:r>
     </w:p>
@@ -1470,7 +1230,6 @@
       <w:bookmarkStart w:id="10" w:name="kiến-trúc-hệ-thống-system-architecture"/>
       <w:bookmarkEnd w:id="9"/>
       <w:r>
-        <w:lastRenderedPageBreak/>
         <w:t>2.2 Kiến trúc hệ thống (System Architecture)</w:t>
       </w:r>
     </w:p>
@@ -1500,6 +1259,7 @@
         <w:rPr>
           <w:noProof/>
         </w:rPr>
+        <w:lastRenderedPageBreak/>
         <w:drawing>
           <wp:inline distT="0" distB="0" distL="0" distR="0">
             <wp:extent cx="5943600" cy="3460750"/>
@@ -1821,11 +1581,11 @@
               <w:pStyle w:val="Compact"/>
             </w:pPr>
             <w:r>
-              <w:t xml:space="preserve">Tìm kiếm nhanh theo Họ tên, SĐT, Mã nhân </w:t>
+              <w:t xml:space="preserve">Tìm kiếm nhanh theo Họ tên, SĐT, Mã nhân viên; Lọc theo Phòng ban, Chức vụ và Trạng thái làm </w:t>
             </w:r>
             <w:r>
               <w:lastRenderedPageBreak/>
-              <w:t>viên; Lọc theo Phòng ban, Chức vụ và Trạng thái làm việc.</w:t>
+              <w:t>việc.</w:t>
             </w:r>
           </w:p>
         </w:tc>
@@ -2126,11 +1886,7 @@
               <w:pStyle w:val="Compact"/>
             </w:pPr>
             <w:r>
-              <w:t xml:space="preserve">Chọn loại nghỉ phép (Phép năm, Nghỉ không lương, Ốm đau, Thai sản), chọn khoảng thời gian, nhập lý do và đính kèm minh chứng nếu </w:t>
-            </w:r>
-            <w:r>
-              <w:lastRenderedPageBreak/>
-              <w:t>có.</w:t>
+              <w:t>Chọn loại nghỉ phép (Phép năm, Nghỉ không lương, Ốm đau, Thai sản), chọn khoảng thời gian, nhập lý do và đính kèm minh chứng nếu có.</w:t>
             </w:r>
           </w:p>
         </w:tc>
@@ -2143,7 +1899,6 @@
               <w:pStyle w:val="Compact"/>
             </w:pPr>
             <w:r>
-              <w:lastRenderedPageBreak/>
               <w:t>Nhân viên</w:t>
             </w:r>
           </w:p>
@@ -2206,7 +1961,11 @@
               <w:pStyle w:val="Compact"/>
             </w:pPr>
             <w:r>
-              <w:t>Nhận thông báo đơn nghỉ mới, xem chi tiết lý do và lịch sử nghỉ phép của nhân viên, thực hiện Duyệt hoặc Từ chối kèm ý kiến phản hồi.</w:t>
+              <w:t xml:space="preserve">Nhận thông báo đơn nghỉ mới, xem chi tiết lý </w:t>
+            </w:r>
+            <w:r>
+              <w:lastRenderedPageBreak/>
+              <w:t>do và lịch sử nghỉ phép của nhân viên, thực hiện Duyệt hoặc Từ chối kèm ý kiến phản hồi.</w:t>
             </w:r>
           </w:p>
         </w:tc>
@@ -2219,6 +1978,7 @@
               <w:pStyle w:val="Compact"/>
             </w:pPr>
             <w:r>
+              <w:lastRenderedPageBreak/>
               <w:t>Trưởng phòng, HR</w:t>
             </w:r>
           </w:p>
@@ -2506,11 +2266,7 @@
               <w:pStyle w:val="Compact"/>
             </w:pPr>
             <w:r>
-              <w:t xml:space="preserve">Tự động tính lương chi tiết cho toàn bộ nhân sự dựa trên ngày công thực tế, phụ cấp chức vụ, thưởng, phạt và các khoản khấu </w:t>
-            </w:r>
-            <w:r>
-              <w:lastRenderedPageBreak/>
-              <w:t>trừ thuế, bảo hiểm.</w:t>
+              <w:t>Tự động tính lương chi tiết cho toàn bộ nhân sự dựa trên ngày công thực tế, phụ cấp chức vụ, thưởng, phạt và các khoản khấu trừ thuế, bảo hiểm.</w:t>
             </w:r>
           </w:p>
         </w:tc>
@@ -2523,7 +2279,6 @@
               <w:pStyle w:val="Compact"/>
             </w:pPr>
             <w:r>
-              <w:lastRenderedPageBreak/>
               <w:t>Hệ thống / HR</w:t>
             </w:r>
           </w:p>
@@ -2586,7 +2341,11 @@
               <w:pStyle w:val="Compact"/>
             </w:pPr>
             <w:r>
-              <w:t>Xuất file PDF phiếu lương cá nhân và gửi tự động qua email của nhân viên. Cho phép nhân viên xem phiếu lương trực tuyến.</w:t>
+              <w:t xml:space="preserve">Xuất file PDF phiếu lương cá </w:t>
+            </w:r>
+            <w:r>
+              <w:lastRenderedPageBreak/>
+              <w:t>nhân và gửi tự động qua email của nhân viên. Cho phép nhân viên xem phiếu lương trực tuyến.</w:t>
             </w:r>
           </w:p>
         </w:tc>
@@ -2599,6 +2358,7 @@
               <w:pStyle w:val="Compact"/>
             </w:pPr>
             <w:r>
+              <w:lastRenderedPageBreak/>
               <w:t>Nhân viên, HR</w:t>
             </w:r>
           </w:p>
@@ -2715,7 +2475,6 @@
       <w:bookmarkEnd w:id="11"/>
       <w:bookmarkEnd w:id="12"/>
       <w:r>
-        <w:lastRenderedPageBreak/>
         <w:t>IV. ĐẶC TẢ CHI TIẾT CÁC USE CASE CORE (USE CASE SPECIFICATIONS)</w:t>
       </w:r>
     </w:p>
@@ -2785,6 +2544,7 @@
       </w:pPr>
       <w:bookmarkStart w:id="15" w:name="mô-tả-chi-tiết-use-case-1"/>
       <w:r>
+        <w:lastRenderedPageBreak/>
         <w:t>Mô tả chi tiết Use Case 1:</w:t>
       </w:r>
     </w:p>
@@ -2984,7 +2744,6 @@
           <w:b/>
           <w:bCs/>
         </w:rPr>
-        <w:lastRenderedPageBreak/>
         <w:t>Vị trí không hợp lệ:</w:t>
       </w:r>
       <w:r>
@@ -3038,6 +2797,7 @@
       <w:bookmarkEnd w:id="14"/>
       <w:bookmarkEnd w:id="15"/>
       <w:r>
+        <w:lastRenderedPageBreak/>
         <w:t>4.2 Use Case 2: Gửi đơn xin nghỉ phép (Submit Leave Request)</w:t>
       </w:r>
     </w:p>
@@ -3268,7 +3028,6 @@
           <w:b/>
           <w:bCs/>
         </w:rPr>
-        <w:lastRenderedPageBreak/>
         <w:t>Luồng ngoại lệ (Exceptions):</w:t>
       </w:r>
     </w:p>
@@ -3325,6 +3084,7 @@
         <w:rPr>
           <w:noProof/>
         </w:rPr>
+        <w:lastRenderedPageBreak/>
         <w:pict>
           <v:rect id="_x0000_i1031" alt="" style="width:468pt;height:.05pt;mso-width-percent:0;mso-height-percent:0;mso-width-percent:0;mso-height-percent:0" o:hralign="center" o:hrstd="t" o:hr="t"/>
         </w:pict>
